--- a/docs/lista_louvores/Textos_Louvores/SONDA-ME CONHECE-ME.docx
+++ b/docs/lista_louvores/Textos_Louvores/SONDA-ME CONHECE-ME.docx
@@ -4,59 +4,25 @@
   <w:body>
     <w:p>
       <w:pPr>
-        <w:pStyle w:val="PargrafodaLista"/>
-        <w:numPr>
-          <w:ilvl w:val="0"/>
-          <w:numId w:val="2"/>
-        </w:numPr>
-        <w:autoSpaceDE/>
-        <w:autoSpaceDN/>
-        <w:adjustRightInd/>
-        <w:spacing w:before="0" w:after="120"/>
-        <w:contextualSpacing w:val="0"/>
-        <w:jc w:val="left"/>
-        <w:rPr>
+        <w:pStyle w:val="Ttulo1"/>
+        <w:spacing w:after="120"/>
+        <w:rPr>
+          <w:rFonts w:eastAsia="Times New Roman"/>
           <w:b/>
           <w:bCs/>
-          <w:color w:val="000000"/>
-          <w:sz w:val="28"/>
-          <w:szCs w:val="28"/>
         </w:rPr>
       </w:pPr>
       <w:r>
         <w:rPr>
+          <w:b/>
           <w:bCs/>
-          <w:color w:val="000000"/>
-          <w:sz w:val="28"/>
-          <w:szCs w:val="28"/>
-        </w:rPr>
-        <w:t>Sonda-me, conhece-me</w:t>
+        </w:rPr>
+        <w:t>SONDA-ME, CONHECE-ME</w:t>
       </w:r>
     </w:p>
     <w:p>
       <w:pPr>
-        <w:pStyle w:val="PargrafodaLista"/>
-        <w:spacing w:before="0" w:after="120"/>
-        <w:ind w:left="918" w:firstLine="0"/>
-        <w:contextualSpacing w:val="0"/>
-        <w:jc w:val="left"/>
-        <w:rPr>
-          <w:rFonts w:eastAsia="Arial"/>
-          <w:color w:val="000000" w:themeColor="text1"/>
-        </w:rPr>
-      </w:pPr>
-    </w:p>
-    <w:p>
-      <w:pPr>
-        <w:pStyle w:val="PargrafodaLista"/>
-        <w:numPr>
-          <w:ilvl w:val="0"/>
-          <w:numId w:val="1"/>
-        </w:numPr>
-        <w:spacing w:before="0" w:after="120"/>
-        <w:ind w:left="918" w:hanging="357"/>
-        <w:contextualSpacing w:val="0"/>
-        <w:jc w:val="left"/>
+        <w:spacing w:after="120"/>
         <w:rPr>
           <w:rFonts w:eastAsia="Arial"/>
           <w:color w:val="000000" w:themeColor="text1"/>
@@ -67,65 +33,20 @@
           <w:rFonts w:eastAsia="Arial"/>
           <w:color w:val="000000" w:themeColor="text1"/>
         </w:rPr>
-        <w:t>Sonda-me, conhece-me,</w:t>
+        <w:t>Sonda-me, conhece-me, prova-me e vê</w:t>
       </w:r>
       <w:r>
         <w:rPr>
           <w:rFonts w:eastAsia="Arial"/>
           <w:color w:val="000000" w:themeColor="text1"/>
         </w:rPr>
-        <w:t xml:space="preserve"> </w:t>
-      </w:r>
-      <w:r>
-        <w:rPr>
-          <w:rFonts w:eastAsia="Arial"/>
-          <w:color w:val="000000" w:themeColor="text1"/>
-        </w:rPr>
-        <w:t>prova-me e vê</w:t>
-      </w:r>
-      <w:r>
-        <w:rPr>
-          <w:rFonts w:eastAsia="Arial"/>
-          <w:color w:val="000000" w:themeColor="text1"/>
-        </w:rPr>
         <w:br/>
-      </w:r>
-      <w:r>
-        <w:rPr>
-          <w:rFonts w:eastAsia="Arial"/>
-          <w:color w:val="000000" w:themeColor="text1"/>
-        </w:rPr>
-        <w:t>C</w:t>
-      </w:r>
-      <w:r>
-        <w:rPr>
-          <w:rFonts w:eastAsia="Arial"/>
-          <w:color w:val="000000" w:themeColor="text1"/>
-        </w:rPr>
-        <w:t>ada afeto inútil</w:t>
-      </w:r>
-      <w:r>
-        <w:rPr>
-          <w:rFonts w:eastAsia="Arial"/>
-          <w:color w:val="000000" w:themeColor="text1"/>
-        </w:rPr>
-        <w:t xml:space="preserve"> </w:t>
-      </w:r>
-      <w:r>
-        <w:rPr>
-          <w:rFonts w:eastAsia="Arial"/>
-          <w:color w:val="000000" w:themeColor="text1"/>
-        </w:rPr>
-        <w:t>oculto em mim</w:t>
+        <w:t>Cada afeto inútil oculto em mim</w:t>
       </w:r>
     </w:p>
     <w:p>
       <w:pPr>
-        <w:pStyle w:val="PargrafodaLista"/>
-        <w:spacing w:before="0" w:after="120"/>
-        <w:ind w:left="918" w:firstLine="0"/>
-        <w:contextualSpacing w:val="0"/>
-        <w:jc w:val="left"/>
+        <w:spacing w:after="120"/>
         <w:rPr>
           <w:rFonts w:eastAsia="Arial"/>
           <w:color w:val="000000" w:themeColor="text1"/>
@@ -136,34 +57,12 @@
           <w:rFonts w:eastAsia="Arial"/>
           <w:color w:val="000000" w:themeColor="text1"/>
         </w:rPr>
-        <w:t>Eu Te peço, ó Deus,</w:t>
-      </w:r>
-      <w:r>
-        <w:rPr>
-          <w:rFonts w:eastAsia="Arial"/>
-          <w:color w:val="000000" w:themeColor="text1"/>
-        </w:rPr>
-        <w:t xml:space="preserve"> </w:t>
-      </w:r>
-      <w:r>
-        <w:rPr>
-          <w:rFonts w:eastAsia="Arial"/>
-          <w:color w:val="000000" w:themeColor="text1"/>
-        </w:rPr>
-        <w:t>vem me purificar</w:t>
+        <w:t>Eu Te peço, ó Deus, vem me purificar</w:t>
       </w:r>
     </w:p>
     <w:p>
       <w:pPr>
-        <w:pStyle w:val="PargrafodaLista"/>
-        <w:numPr>
-          <w:ilvl w:val="0"/>
-          <w:numId w:val="1"/>
-        </w:numPr>
-        <w:spacing w:before="0" w:after="120"/>
-        <w:ind w:left="918" w:hanging="357"/>
-        <w:contextualSpacing w:val="0"/>
-        <w:jc w:val="left"/>
+        <w:spacing w:after="120"/>
         <w:rPr>
           <w:rFonts w:eastAsia="Arial"/>
           <w:color w:val="000000" w:themeColor="text1"/>
@@ -174,51 +73,20 @@
           <w:rFonts w:eastAsia="Arial"/>
           <w:color w:val="000000" w:themeColor="text1"/>
         </w:rPr>
-        <w:t>Cria em mim</w:t>
+        <w:t>Cria em mim um coração puro,</w:t>
       </w:r>
       <w:r>
         <w:rPr>
           <w:rFonts w:eastAsia="Arial"/>
           <w:color w:val="000000" w:themeColor="text1"/>
         </w:rPr>
-        <w:t xml:space="preserve"> </w:t>
-      </w:r>
-      <w:r>
-        <w:rPr>
-          <w:rFonts w:eastAsia="Arial"/>
-          <w:color w:val="000000" w:themeColor="text1"/>
-        </w:rPr>
-        <w:t>um coração puro,</w:t>
-      </w:r>
-      <w:r>
-        <w:rPr>
-          <w:rFonts w:eastAsia="Arial"/>
-          <w:color w:val="000000" w:themeColor="text1"/>
-        </w:rPr>
         <w:br/>
-      </w:r>
-      <w:r>
-        <w:rPr>
-          <w:rFonts w:eastAsia="Arial"/>
-          <w:color w:val="000000" w:themeColor="text1"/>
-        </w:rPr>
-        <w:t>R</w:t>
-      </w:r>
-      <w:r>
-        <w:rPr>
-          <w:rFonts w:eastAsia="Arial"/>
-          <w:color w:val="000000" w:themeColor="text1"/>
-        </w:rPr>
-        <w:t>enova um espírito inabalável</w:t>
+        <w:t>Renova um espírito inabalável</w:t>
       </w:r>
     </w:p>
     <w:p>
       <w:pPr>
-        <w:pStyle w:val="PargrafodaLista"/>
-        <w:spacing w:before="0" w:after="120"/>
-        <w:ind w:left="918" w:firstLine="0"/>
-        <w:contextualSpacing w:val="0"/>
-        <w:jc w:val="left"/>
+        <w:spacing w:after="120"/>
         <w:rPr>
           <w:rFonts w:eastAsia="Arial"/>
           <w:color w:val="000000" w:themeColor="text1"/>
@@ -234,15 +102,7 @@
     </w:p>
     <w:p>
       <w:pPr>
-        <w:pStyle w:val="PargrafodaLista"/>
-        <w:numPr>
-          <w:ilvl w:val="0"/>
-          <w:numId w:val="1"/>
-        </w:numPr>
-        <w:spacing w:before="0" w:after="120"/>
-        <w:ind w:left="918" w:hanging="357"/>
-        <w:contextualSpacing w:val="0"/>
-        <w:jc w:val="left"/>
+        <w:spacing w:after="120"/>
         <w:rPr>
           <w:rFonts w:eastAsia="Arial"/>
           <w:color w:val="000000" w:themeColor="text1"/>
@@ -266,11 +126,7 @@
     </w:p>
     <w:p>
       <w:pPr>
-        <w:pStyle w:val="PargrafodaLista"/>
-        <w:spacing w:before="0" w:after="120"/>
-        <w:ind w:left="918" w:firstLine="0"/>
-        <w:contextualSpacing w:val="0"/>
-        <w:jc w:val="left"/>
+        <w:spacing w:after="120"/>
         <w:rPr>
           <w:rFonts w:eastAsia="Arial"/>
           <w:color w:val="000000" w:themeColor="text1"/>
@@ -281,34 +137,12 @@
           <w:rFonts w:eastAsia="Arial"/>
           <w:color w:val="000000" w:themeColor="text1"/>
         </w:rPr>
-        <w:t>Toda minha vida</w:t>
-      </w:r>
-      <w:r>
-        <w:rPr>
-          <w:rFonts w:eastAsia="Arial"/>
-          <w:color w:val="000000" w:themeColor="text1"/>
-        </w:rPr>
-        <w:t xml:space="preserve"> </w:t>
-      </w:r>
-      <w:r>
-        <w:rPr>
-          <w:rFonts w:eastAsia="Arial"/>
-          <w:color w:val="000000" w:themeColor="text1"/>
-        </w:rPr>
-        <w:t>humildemente trago a Ti</w:t>
+        <w:t>Toda minha vida humildemente trago a Ti</w:t>
       </w:r>
     </w:p>
     <w:p>
       <w:pPr>
-        <w:pStyle w:val="PargrafodaLista"/>
-        <w:numPr>
-          <w:ilvl w:val="0"/>
-          <w:numId w:val="1"/>
-        </w:numPr>
-        <w:spacing w:before="0" w:after="120"/>
-        <w:ind w:left="918" w:hanging="357"/>
-        <w:contextualSpacing w:val="0"/>
-        <w:jc w:val="left"/>
+        <w:spacing w:after="120"/>
         <w:rPr>
           <w:rFonts w:eastAsia="Arial"/>
           <w:b/>
@@ -328,15 +162,7 @@
     </w:p>
     <w:p>
       <w:pPr>
-        <w:pStyle w:val="PargrafodaLista"/>
-        <w:numPr>
-          <w:ilvl w:val="0"/>
-          <w:numId w:val="1"/>
-        </w:numPr>
-        <w:spacing w:before="0" w:after="120"/>
-        <w:ind w:left="864"/>
-        <w:contextualSpacing w:val="0"/>
-        <w:jc w:val="left"/>
+        <w:spacing w:after="120"/>
         <w:rPr>
           <w:rFonts w:eastAsia="Arial"/>
           <w:color w:val="000000" w:themeColor="text1"/>
@@ -347,27 +173,8 @@
           <w:rFonts w:eastAsia="Arial"/>
           <w:color w:val="000000" w:themeColor="text1"/>
         </w:rPr>
-        <w:t>Toda minha vida</w:t>
+        <w:t>Toda minha vida humildemente trago a Ti</w:t>
       </w:r>
-      <w:r>
-        <w:rPr>
-          <w:rFonts w:eastAsia="Arial"/>
-          <w:color w:val="000000" w:themeColor="text1"/>
-        </w:rPr>
-        <w:t xml:space="preserve"> </w:t>
-      </w:r>
-      <w:r>
-        <w:rPr>
-          <w:rFonts w:eastAsia="Arial"/>
-          <w:color w:val="000000" w:themeColor="text1"/>
-        </w:rPr>
-        <w:t>humildemente trago a Ti</w:t>
-      </w:r>
-    </w:p>
-    <w:p>
-      <w:pPr>
-        <w:spacing w:after="120"/>
-      </w:pPr>
     </w:p>
     <w:sectPr>
       <w:pgSz w:w="11906" w:h="16838"/>
@@ -1029,6 +836,27 @@
       <w14:ligatures w14:val="none"/>
     </w:rPr>
   </w:style>
+  <w:style w:type="paragraph" w:styleId="Ttulo1">
+    <w:name w:val="heading 1"/>
+    <w:basedOn w:val="Normal"/>
+    <w:next w:val="Normal"/>
+    <w:link w:val="Ttulo1Char"/>
+    <w:uiPriority w:val="9"/>
+    <w:qFormat/>
+    <w:rsid w:val="00C748FD"/>
+    <w:pPr>
+      <w:keepNext/>
+      <w:keepLines/>
+      <w:spacing w:before="240"/>
+      <w:outlineLvl w:val="0"/>
+    </w:pPr>
+    <w:rPr>
+      <w:rFonts w:asciiTheme="majorHAnsi" w:eastAsiaTheme="majorEastAsia" w:hAnsiTheme="majorHAnsi" w:cstheme="majorBidi"/>
+      <w:color w:val="2F5496" w:themeColor="accent1" w:themeShade="BF"/>
+      <w:sz w:val="32"/>
+      <w:szCs w:val="32"/>
+    </w:rPr>
+  </w:style>
   <w:style w:type="character" w:default="1" w:styleId="Fontepargpadro">
     <w:name w:val="Default Paragraph Font"/>
     <w:uiPriority w:val="1"/>
@@ -1074,6 +902,22 @@
     <w:rPr>
       <w:rFonts w:eastAsiaTheme="minorEastAsia"/>
       <w:lang w:bidi="he-IL"/>
+    </w:rPr>
+  </w:style>
+  <w:style w:type="character" w:customStyle="1" w:styleId="Ttulo1Char">
+    <w:name w:val="Título 1 Char"/>
+    <w:basedOn w:val="Fontepargpadro"/>
+    <w:link w:val="Ttulo1"/>
+    <w:uiPriority w:val="9"/>
+    <w:rsid w:val="00C748FD"/>
+    <w:rPr>
+      <w:rFonts w:asciiTheme="majorHAnsi" w:eastAsiaTheme="majorEastAsia" w:hAnsiTheme="majorHAnsi" w:cstheme="majorBidi"/>
+      <w:color w:val="2F5496" w:themeColor="accent1" w:themeShade="BF"/>
+      <w:kern w:val="0"/>
+      <w:sz w:val="32"/>
+      <w:szCs w:val="32"/>
+      <w:lang w:eastAsia="pt-BR"/>
+      <w14:ligatures w14:val="none"/>
     </w:rPr>
   </w:style>
 </w:styles>
